--- a/P & CT/Week 1 PCT.docx
+++ b/P & CT/Week 1 PCT.docx
@@ -245,6 +245,9 @@
       </w:r>
       <w:r>
         <w:t xml:space="preserve"> Final Presentation &amp; Debate. </w:t>
+      </w:r>
+      <w:r>
+        <w:t>(PRESENTATION DAY)</w:t>
       </w:r>
     </w:p>
     <w:p/>
@@ -2091,13 +2094,37 @@
       </w:pPr>
     </w:p>
     <w:p>
+      <w:pPr>
+        <w:rPr>
+          <w:b/>
+          <w:sz w:val="32"/>
+        </w:rPr>
+      </w:pPr>
       <w:r>
         <w:br w:type="page"/>
       </w:r>
     </w:p>
     <w:p>
-      <w:r>
+      <w:pPr>
+        <w:rPr>
+          <w:b/>
+          <w:sz w:val="32"/>
+        </w:rPr>
+      </w:pPr>
+      <w:r>
+        <w:rPr>
+          <w:b/>
+          <w:sz w:val="32"/>
+        </w:rPr>
         <w:lastRenderedPageBreak/>
+        <w:t>WEEK 1</w:t>
+      </w:r>
+    </w:p>
+    <w:p>
+      <w:r>
+        <w:rPr>
+          <w:noProof/>
+        </w:rPr>
         <w:drawing>
           <wp:inline distT="0" distB="0" distL="0" distR="0" wp14:anchorId="7A2F5822" wp14:editId="364B71F6">
             <wp:extent cx="5943600" cy="2562860"/>
@@ -2134,8 +2161,927 @@
           </wp:inline>
         </w:drawing>
       </w:r>
-      <w:bookmarkStart w:id="0" w:name="_GoBack"/>
+    </w:p>
+    <w:p/>
+    <w:p>
+      <w:pPr>
+        <w:rPr>
+          <w:b/>
+          <w:sz w:val="32"/>
+        </w:rPr>
+      </w:pPr>
+      <w:r>
+        <w:rPr>
+          <w:b/>
+          <w:sz w:val="32"/>
+        </w:rPr>
+        <w:t>WEE</w:t>
+      </w:r>
+      <w:r>
+        <w:rPr>
+          <w:b/>
+          <w:sz w:val="32"/>
+        </w:rPr>
+        <w:t>K 2</w:t>
+      </w:r>
+    </w:p>
+    <w:p>
+      <w:pPr>
+        <w:rPr>
+          <w:b/>
+          <w:sz w:val="32"/>
+        </w:rPr>
+      </w:pPr>
+      <w:r>
+        <w:rPr>
+          <w:b/>
+          <w:noProof/>
+          <w:sz w:val="32"/>
+        </w:rPr>
+        <w:drawing>
+          <wp:inline distT="0" distB="0" distL="0" distR="0" wp14:anchorId="0307DF8B" wp14:editId="397490C1">
+            <wp:extent cx="5943600" cy="718185"/>
+            <wp:effectExtent l="0" t="0" r="0" b="5715"/>
+            <wp:docPr id="4" name="Picture 4"/>
+            <wp:cNvGraphicFramePr>
+              <a:graphicFrameLocks xmlns:a="http://schemas.openxmlformats.org/drawingml/2006/main" noChangeAspect="1"/>
+            </wp:cNvGraphicFramePr>
+            <a:graphic xmlns:a="http://schemas.openxmlformats.org/drawingml/2006/main">
+              <a:graphicData uri="http://schemas.openxmlformats.org/drawingml/2006/picture">
+                <pic:pic xmlns:pic="http://schemas.openxmlformats.org/drawingml/2006/picture">
+                  <pic:nvPicPr>
+                    <pic:cNvPr id="1" name=""/>
+                    <pic:cNvPicPr/>
+                  </pic:nvPicPr>
+                  <pic:blipFill>
+                    <a:blip r:embed="rId6"/>
+                    <a:stretch>
+                      <a:fillRect/>
+                    </a:stretch>
+                  </pic:blipFill>
+                  <pic:spPr>
+                    <a:xfrm>
+                      <a:off x="0" y="0"/>
+                      <a:ext cx="5943600" cy="718185"/>
+                    </a:xfrm>
+                    <a:prstGeom prst="rect">
+                      <a:avLst/>
+                    </a:prstGeom>
+                  </pic:spPr>
+                </pic:pic>
+              </a:graphicData>
+            </a:graphic>
+          </wp:inline>
+        </w:drawing>
+      </w:r>
+    </w:p>
+    <w:p>
+      <w:pPr>
+        <w:rPr>
+          <w:b/>
+          <w:sz w:val="32"/>
+        </w:rPr>
+      </w:pPr>
+    </w:p>
+    <w:p>
+      <w:pPr>
+        <w:rPr>
+          <w:b/>
+          <w:sz w:val="32"/>
+        </w:rPr>
+      </w:pPr>
+      <w:r>
+        <w:rPr>
+          <w:b/>
+          <w:sz w:val="32"/>
+        </w:rPr>
+        <w:t>WEE</w:t>
+      </w:r>
+      <w:r>
+        <w:rPr>
+          <w:b/>
+          <w:sz w:val="32"/>
+        </w:rPr>
+        <w:t>K 3</w:t>
+      </w:r>
+    </w:p>
+    <w:p>
+      <w:r>
+        <w:rPr>
+          <w:noProof/>
+        </w:rPr>
+        <w:drawing>
+          <wp:inline distT="0" distB="0" distL="0" distR="0" wp14:anchorId="62EDC141" wp14:editId="57CF417F">
+            <wp:extent cx="5943600" cy="542925"/>
+            <wp:effectExtent l="0" t="0" r="0" b="9525"/>
+            <wp:docPr id="5" name="Picture 5"/>
+            <wp:cNvGraphicFramePr>
+              <a:graphicFrameLocks xmlns:a="http://schemas.openxmlformats.org/drawingml/2006/main" noChangeAspect="1"/>
+            </wp:cNvGraphicFramePr>
+            <a:graphic xmlns:a="http://schemas.openxmlformats.org/drawingml/2006/main">
+              <a:graphicData uri="http://schemas.openxmlformats.org/drawingml/2006/picture">
+                <pic:pic xmlns:pic="http://schemas.openxmlformats.org/drawingml/2006/picture">
+                  <pic:nvPicPr>
+                    <pic:cNvPr id="1" name=""/>
+                    <pic:cNvPicPr/>
+                  </pic:nvPicPr>
+                  <pic:blipFill>
+                    <a:blip r:embed="rId7"/>
+                    <a:stretch>
+                      <a:fillRect/>
+                    </a:stretch>
+                  </pic:blipFill>
+                  <pic:spPr>
+                    <a:xfrm>
+                      <a:off x="0" y="0"/>
+                      <a:ext cx="5943600" cy="542925"/>
+                    </a:xfrm>
+                    <a:prstGeom prst="rect">
+                      <a:avLst/>
+                    </a:prstGeom>
+                  </pic:spPr>
+                </pic:pic>
+              </a:graphicData>
+            </a:graphic>
+          </wp:inline>
+        </w:drawing>
+      </w:r>
+    </w:p>
+    <w:p/>
+    <w:p>
+      <w:pPr>
+        <w:jc w:val="center"/>
+        <w:rPr>
+          <w:b/>
+          <w:u w:val="single"/>
+        </w:rPr>
+      </w:pPr>
+      <w:r>
+        <w:rPr>
+          <w:b/>
+          <w:u w:val="single"/>
+        </w:rPr>
+        <w:lastRenderedPageBreak/>
+        <w:t>PROJECT COMPLETED</w:t>
+      </w:r>
+      <w:r>
+        <w:br/>
+      </w:r>
+      <w:r>
+        <w:rPr>
+          <w:noProof/>
+        </w:rPr>
+        <w:drawing>
+          <wp:inline distT="0" distB="0" distL="0" distR="0" wp14:anchorId="003B2B27" wp14:editId="11333070">
+            <wp:extent cx="5943600" cy="3479800"/>
+            <wp:effectExtent l="0" t="0" r="0" b="6350"/>
+            <wp:docPr id="6" name="Picture 6"/>
+            <wp:cNvGraphicFramePr>
+              <a:graphicFrameLocks xmlns:a="http://schemas.openxmlformats.org/drawingml/2006/main" noChangeAspect="1"/>
+            </wp:cNvGraphicFramePr>
+            <a:graphic xmlns:a="http://schemas.openxmlformats.org/drawingml/2006/main">
+              <a:graphicData uri="http://schemas.openxmlformats.org/drawingml/2006/picture">
+                <pic:pic xmlns:pic="http://schemas.openxmlformats.org/drawingml/2006/picture">
+                  <pic:nvPicPr>
+                    <pic:cNvPr id="1" name=""/>
+                    <pic:cNvPicPr/>
+                  </pic:nvPicPr>
+                  <pic:blipFill>
+                    <a:blip r:embed="rId8"/>
+                    <a:stretch>
+                      <a:fillRect/>
+                    </a:stretch>
+                  </pic:blipFill>
+                  <pic:spPr>
+                    <a:xfrm>
+                      <a:off x="0" y="0"/>
+                      <a:ext cx="5943600" cy="3479800"/>
+                    </a:xfrm>
+                    <a:prstGeom prst="rect">
+                      <a:avLst/>
+                    </a:prstGeom>
+                  </pic:spPr>
+                </pic:pic>
+              </a:graphicData>
+            </a:graphic>
+          </wp:inline>
+        </w:drawing>
+      </w:r>
+    </w:p>
+    <w:p>
+      <w:pPr>
+        <w:rPr>
+          <w:b/>
+          <w:u w:val="single"/>
+        </w:rPr>
+      </w:pPr>
+      <w:r>
+        <w:rPr>
+          <w:b/>
+          <w:u w:val="single"/>
+        </w:rPr>
+        <w:br w:type="page"/>
+      </w:r>
+    </w:p>
+    <w:p>
+      <w:pPr>
+        <w:keepNext/>
+        <w:keepLines/>
+        <w:spacing w:before="360" w:after="80" w:line="240" w:lineRule="auto"/>
+        <w:jc w:val="center"/>
+        <w:outlineLvl w:val="0"/>
+        <w:rPr>
+          <w:rFonts w:ascii="Times New Roman" w:eastAsia="Times New Roman" w:hAnsi="Times New Roman" w:cs="Times New Roman"/>
+          <w:color w:val="000000"/>
+          <w:sz w:val="40"/>
+          <w:szCs w:val="40"/>
+          <w:lang w:eastAsia="zh-CN"/>
+        </w:rPr>
+      </w:pPr>
+      <w:bookmarkStart w:id="0" w:name="_Toc239073245"/>
+      <w:r>
+        <w:rPr>
+          <w:rFonts w:ascii="Times New Roman" w:eastAsia="Times New Roman" w:hAnsi="Times New Roman" w:cs="Times New Roman"/>
+          <w:color w:val="000000"/>
+          <w:sz w:val="40"/>
+          <w:szCs w:val="40"/>
+          <w:lang w:eastAsia="zh-CN"/>
+        </w:rPr>
+        <w:lastRenderedPageBreak/>
+        <w:t>PRESENTATION PREPARATION</w:t>
+      </w:r>
+    </w:p>
+    <w:p>
+      <w:pPr>
+        <w:keepNext/>
+        <w:keepLines/>
+        <w:spacing w:before="360" w:after="80" w:line="240" w:lineRule="auto"/>
+        <w:outlineLvl w:val="0"/>
+        <w:rPr>
+          <w:rFonts w:ascii="Times New Roman" w:eastAsia="Times New Roman" w:hAnsi="Times New Roman" w:cs="Times New Roman"/>
+          <w:color w:val="000000"/>
+          <w:sz w:val="40"/>
+          <w:szCs w:val="40"/>
+          <w:lang w:eastAsia="zh-CN"/>
+        </w:rPr>
+      </w:pPr>
+    </w:p>
+    <w:p>
+      <w:pPr>
+        <w:keepNext/>
+        <w:keepLines/>
+        <w:spacing w:before="360" w:after="80" w:line="240" w:lineRule="auto"/>
+        <w:outlineLvl w:val="0"/>
+        <w:rPr>
+          <w:rFonts w:ascii="Times New Roman" w:eastAsia="Times New Roman" w:hAnsi="Times New Roman" w:cs="Times New Roman"/>
+          <w:color w:val="000000"/>
+          <w:sz w:val="40"/>
+          <w:szCs w:val="40"/>
+          <w:lang w:eastAsia="zh-CN"/>
+        </w:rPr>
+      </w:pPr>
+      <w:r>
+        <w:rPr>
+          <w:rFonts w:ascii="Times New Roman" w:eastAsia="Times New Roman" w:hAnsi="Times New Roman" w:cs="Times New Roman"/>
+          <w:color w:val="000000"/>
+          <w:sz w:val="40"/>
+          <w:szCs w:val="40"/>
+          <w:lang w:eastAsia="zh-CN"/>
+        </w:rPr>
+        <w:t>6. Philosophical Questions Raised by Artificial Intelligence</w:t>
+      </w:r>
       <w:bookmarkEnd w:id="0"/>
+    </w:p>
+    <w:p>
+      <w:pPr>
+        <w:spacing w:before="180" w:after="180" w:line="240" w:lineRule="auto"/>
+        <w:rPr>
+          <w:rFonts w:ascii="Times New Roman" w:eastAsia="Times New Roman" w:hAnsi="Times New Roman" w:cs="Times New Roman"/>
+          <w:sz w:val="24"/>
+          <w:szCs w:val="24"/>
+          <w:lang w:eastAsia="zh-CN"/>
+        </w:rPr>
+      </w:pPr>
+      <w:r>
+        <w:rPr>
+          <w:rFonts w:ascii="Times New Roman" w:eastAsia="Times New Roman" w:hAnsi="Times New Roman" w:cs="Times New Roman"/>
+          <w:sz w:val="24"/>
+          <w:szCs w:val="24"/>
+          <w:lang w:eastAsia="zh-CN"/>
+        </w:rPr>
+        <w:t>Artificial Intelligence also creates several deeper philosophical questions.</w:t>
+      </w:r>
+    </w:p>
+    <w:p>
+      <w:pPr>
+        <w:keepNext/>
+        <w:keepLines/>
+        <w:spacing w:before="160" w:after="80" w:line="240" w:lineRule="auto"/>
+        <w:outlineLvl w:val="2"/>
+        <w:rPr>
+          <w:rFonts w:ascii="Times New Roman" w:eastAsia="Times New Roman" w:hAnsi="Times New Roman" w:cs="Times New Roman"/>
+          <w:color w:val="000000"/>
+          <w:sz w:val="28"/>
+          <w:szCs w:val="28"/>
+          <w:lang w:eastAsia="zh-CN"/>
+        </w:rPr>
+      </w:pPr>
+      <w:bookmarkStart w:id="1" w:name="_Toc239073246"/>
+      <w:bookmarkStart w:id="2" w:name="what-is-intelligence"/>
+      <w:r>
+        <w:rPr>
+          <w:rFonts w:ascii="Times New Roman" w:eastAsia="Times New Roman" w:hAnsi="Times New Roman" w:cs="Times New Roman"/>
+          <w:color w:val="000000"/>
+          <w:sz w:val="28"/>
+          <w:szCs w:val="28"/>
+          <w:lang w:eastAsia="zh-CN"/>
+        </w:rPr>
+        <w:t>What Is Intelligence?</w:t>
+      </w:r>
+      <w:bookmarkEnd w:id="1"/>
+    </w:p>
+    <w:p>
+      <w:pPr>
+        <w:spacing w:before="180" w:after="180" w:line="240" w:lineRule="auto"/>
+        <w:rPr>
+          <w:rFonts w:ascii="Times New Roman" w:eastAsia="Times New Roman" w:hAnsi="Times New Roman" w:cs="Times New Roman"/>
+          <w:sz w:val="24"/>
+          <w:szCs w:val="24"/>
+          <w:lang w:eastAsia="zh-CN"/>
+        </w:rPr>
+      </w:pPr>
+      <w:r>
+        <w:rPr>
+          <w:rFonts w:ascii="Times New Roman" w:eastAsia="Times New Roman" w:hAnsi="Times New Roman" w:cs="Times New Roman"/>
+          <w:sz w:val="24"/>
+          <w:szCs w:val="24"/>
+          <w:lang w:eastAsia="zh-CN"/>
+        </w:rPr>
+        <w:t>If a machine can solve problems, learn patterns, and communicate effectively, should we call it intelligent? Or does intelligence require consciousness and understanding?</w:t>
+      </w:r>
+    </w:p>
+    <w:p>
+      <w:pPr>
+        <w:keepNext/>
+        <w:keepLines/>
+        <w:spacing w:before="160" w:after="80" w:line="240" w:lineRule="auto"/>
+        <w:outlineLvl w:val="2"/>
+        <w:rPr>
+          <w:rFonts w:ascii="Times New Roman" w:eastAsia="Times New Roman" w:hAnsi="Times New Roman" w:cs="Times New Roman"/>
+          <w:color w:val="000000"/>
+          <w:sz w:val="28"/>
+          <w:szCs w:val="28"/>
+          <w:lang w:eastAsia="zh-CN"/>
+        </w:rPr>
+      </w:pPr>
+      <w:bookmarkStart w:id="3" w:name="_Toc239073247"/>
+      <w:bookmarkStart w:id="4" w:name="what-makes-a-human-being-unique"/>
+      <w:bookmarkEnd w:id="2"/>
+      <w:r>
+        <w:rPr>
+          <w:rFonts w:ascii="Times New Roman" w:eastAsia="Times New Roman" w:hAnsi="Times New Roman" w:cs="Times New Roman"/>
+          <w:color w:val="000000"/>
+          <w:sz w:val="28"/>
+          <w:szCs w:val="28"/>
+          <w:lang w:eastAsia="zh-CN"/>
+        </w:rPr>
+        <w:t>What Makes a Human Being Unique?</w:t>
+      </w:r>
+      <w:bookmarkEnd w:id="3"/>
+    </w:p>
+    <w:p>
+      <w:pPr>
+        <w:spacing w:before="180" w:after="180" w:line="240" w:lineRule="auto"/>
+        <w:rPr>
+          <w:rFonts w:ascii="Times New Roman" w:eastAsia="Times New Roman" w:hAnsi="Times New Roman" w:cs="Times New Roman"/>
+          <w:sz w:val="24"/>
+          <w:szCs w:val="24"/>
+          <w:lang w:eastAsia="zh-CN"/>
+        </w:rPr>
+      </w:pPr>
+      <w:r>
+        <w:rPr>
+          <w:rFonts w:ascii="Times New Roman" w:eastAsia="Times New Roman" w:hAnsi="Times New Roman" w:cs="Times New Roman"/>
+          <w:sz w:val="24"/>
+          <w:szCs w:val="24"/>
+          <w:lang w:eastAsia="zh-CN"/>
+        </w:rPr>
+        <w:t>If machines can perform many intellectual tasks, should human value be measured by intelligence alone? Or are qualities such as consciousness, emotions, morality, and relationships more fundamental?</w:t>
+      </w:r>
+    </w:p>
+    <w:p>
+      <w:pPr>
+        <w:keepNext/>
+        <w:keepLines/>
+        <w:spacing w:before="160" w:after="80" w:line="240" w:lineRule="auto"/>
+        <w:outlineLvl w:val="2"/>
+        <w:rPr>
+          <w:rFonts w:ascii="Times New Roman" w:eastAsia="Times New Roman" w:hAnsi="Times New Roman" w:cs="Times New Roman"/>
+          <w:color w:val="000000"/>
+          <w:sz w:val="28"/>
+          <w:szCs w:val="28"/>
+          <w:lang w:eastAsia="zh-CN"/>
+        </w:rPr>
+      </w:pPr>
+      <w:bookmarkStart w:id="5" w:name="_Toc239073248"/>
+      <w:bookmarkStart w:id="6" w:name="who-is-responsible-for-an-ai-decision"/>
+      <w:bookmarkEnd w:id="4"/>
+      <w:r>
+        <w:rPr>
+          <w:rFonts w:ascii="Times New Roman" w:eastAsia="Times New Roman" w:hAnsi="Times New Roman" w:cs="Times New Roman"/>
+          <w:color w:val="000000"/>
+          <w:sz w:val="28"/>
+          <w:szCs w:val="28"/>
+          <w:lang w:eastAsia="zh-CN"/>
+        </w:rPr>
+        <w:t>Who Is Responsible for an AI Decision?</w:t>
+      </w:r>
+      <w:bookmarkEnd w:id="5"/>
+    </w:p>
+    <w:p>
+      <w:pPr>
+        <w:spacing w:before="180" w:after="180" w:line="240" w:lineRule="auto"/>
+        <w:rPr>
+          <w:rFonts w:ascii="Times New Roman" w:eastAsia="Times New Roman" w:hAnsi="Times New Roman" w:cs="Times New Roman"/>
+          <w:sz w:val="24"/>
+          <w:szCs w:val="24"/>
+          <w:lang w:eastAsia="zh-CN"/>
+        </w:rPr>
+      </w:pPr>
+      <w:r>
+        <w:rPr>
+          <w:rFonts w:ascii="Times New Roman" w:eastAsia="Times New Roman" w:hAnsi="Times New Roman" w:cs="Times New Roman"/>
+          <w:sz w:val="24"/>
+          <w:szCs w:val="24"/>
+          <w:lang w:eastAsia="zh-CN"/>
+        </w:rPr>
+        <w:t>If an AI system makes an incorrect or harmful decision, should responsibility belong to the developer, company, user, or the AI system itself?</w:t>
+      </w:r>
+    </w:p>
+    <w:p>
+      <w:pPr>
+        <w:keepNext/>
+        <w:keepLines/>
+        <w:spacing w:before="160" w:after="80" w:line="240" w:lineRule="auto"/>
+        <w:outlineLvl w:val="2"/>
+        <w:rPr>
+          <w:rFonts w:ascii="Times New Roman" w:eastAsia="Times New Roman" w:hAnsi="Times New Roman" w:cs="Times New Roman"/>
+          <w:color w:val="000000"/>
+          <w:sz w:val="28"/>
+          <w:szCs w:val="28"/>
+          <w:lang w:eastAsia="zh-CN"/>
+        </w:rPr>
+      </w:pPr>
+      <w:bookmarkStart w:id="7" w:name="_Toc239073249"/>
+      <w:bookmarkStart w:id="8" w:name="can-machines-have-free-will"/>
+      <w:bookmarkEnd w:id="6"/>
+      <w:r>
+        <w:rPr>
+          <w:rFonts w:ascii="Times New Roman" w:eastAsia="Times New Roman" w:hAnsi="Times New Roman" w:cs="Times New Roman"/>
+          <w:color w:val="000000"/>
+          <w:sz w:val="28"/>
+          <w:szCs w:val="28"/>
+          <w:lang w:eastAsia="zh-CN"/>
+        </w:rPr>
+        <w:t>Can Machines Have Free Will?</w:t>
+      </w:r>
+      <w:bookmarkEnd w:id="7"/>
+    </w:p>
+    <w:p>
+      <w:pPr>
+        <w:spacing w:before="180" w:after="180" w:line="240" w:lineRule="auto"/>
+        <w:rPr>
+          <w:rFonts w:ascii="Times New Roman" w:eastAsia="Times New Roman" w:hAnsi="Times New Roman" w:cs="Times New Roman"/>
+          <w:sz w:val="24"/>
+          <w:szCs w:val="24"/>
+          <w:lang w:eastAsia="zh-CN"/>
+        </w:rPr>
+      </w:pPr>
+      <w:r>
+        <w:rPr>
+          <w:rFonts w:ascii="Times New Roman" w:eastAsia="Times New Roman" w:hAnsi="Times New Roman" w:cs="Times New Roman"/>
+          <w:sz w:val="24"/>
+          <w:szCs w:val="24"/>
+          <w:lang w:eastAsia="zh-CN"/>
+        </w:rPr>
+        <w:t>Human beings often debate whether humans possess free will. AI introduces another question: can a machine ever make genuinely independent choices, or does it simply operate according to programming, data, and algorithms?</w:t>
+      </w:r>
+    </w:p>
+    <w:p>
+      <w:pPr>
+        <w:keepNext/>
+        <w:keepLines/>
+        <w:spacing w:before="160" w:after="80" w:line="240" w:lineRule="auto"/>
+        <w:outlineLvl w:val="2"/>
+        <w:rPr>
+          <w:rFonts w:ascii="Times New Roman" w:eastAsia="Times New Roman" w:hAnsi="Times New Roman" w:cs="Times New Roman"/>
+          <w:color w:val="000000"/>
+          <w:sz w:val="28"/>
+          <w:szCs w:val="28"/>
+          <w:lang w:eastAsia="zh-CN"/>
+        </w:rPr>
+      </w:pPr>
+      <w:bookmarkStart w:id="9" w:name="_Toc239073250"/>
+      <w:bookmarkEnd w:id="8"/>
+      <w:r>
+        <w:rPr>
+          <w:rFonts w:ascii="Times New Roman" w:eastAsia="Times New Roman" w:hAnsi="Times New Roman" w:cs="Times New Roman"/>
+          <w:color w:val="000000"/>
+          <w:sz w:val="28"/>
+          <w:szCs w:val="28"/>
+          <w:lang w:eastAsia="zh-CN"/>
+        </w:rPr>
+        <w:t>Can Technology Define Human Progress?</w:t>
+      </w:r>
+      <w:bookmarkEnd w:id="9"/>
+    </w:p>
+    <w:p>
+      <w:pPr>
+        <w:spacing w:before="180" w:after="180" w:line="240" w:lineRule="auto"/>
+        <w:rPr>
+          <w:rFonts w:ascii="Times New Roman" w:eastAsia="Times New Roman" w:hAnsi="Times New Roman" w:cs="Times New Roman"/>
+          <w:sz w:val="24"/>
+          <w:szCs w:val="24"/>
+          <w:lang w:eastAsia="zh-CN"/>
+        </w:rPr>
+      </w:pPr>
+      <w:r>
+        <w:rPr>
+          <w:rFonts w:ascii="Times New Roman" w:eastAsia="Times New Roman" w:hAnsi="Times New Roman" w:cs="Times New Roman"/>
+          <w:sz w:val="24"/>
+          <w:szCs w:val="24"/>
+          <w:lang w:eastAsia="zh-CN"/>
+        </w:rPr>
+        <w:t>A society may become technologically advanced without necessarily becoming morally or socially better. Therefore, technological development should be evaluated alongside human values and well-being.</w:t>
+      </w:r>
+    </w:p>
+    <w:p>
+      <w:pPr>
+        <w:rPr>
+          <w:rFonts w:ascii="Times New Roman" w:eastAsia="Times New Roman" w:hAnsi="Times New Roman" w:cs="Times New Roman"/>
+          <w:sz w:val="24"/>
+          <w:szCs w:val="24"/>
+          <w:lang w:eastAsia="zh-CN"/>
+        </w:rPr>
+      </w:pPr>
+      <w:r>
+        <w:rPr>
+          <w:rFonts w:ascii="Times New Roman" w:eastAsia="Times New Roman" w:hAnsi="Times New Roman" w:cs="Times New Roman"/>
+          <w:sz w:val="24"/>
+          <w:szCs w:val="24"/>
+          <w:lang w:eastAsia="zh-CN"/>
+        </w:rPr>
+        <w:br w:type="page"/>
+      </w:r>
+    </w:p>
+    <w:p>
+      <w:pPr>
+        <w:spacing w:before="180" w:after="180" w:line="240" w:lineRule="auto"/>
+        <w:rPr>
+          <w:rFonts w:ascii="Times New Roman" w:eastAsia="Times New Roman" w:hAnsi="Times New Roman" w:cs="Times New Roman"/>
+          <w:sz w:val="24"/>
+          <w:szCs w:val="24"/>
+          <w:lang w:eastAsia="zh-CN"/>
+        </w:rPr>
+      </w:pPr>
+      <w:r>
+        <w:rPr>
+          <w:rFonts w:ascii="Times New Roman" w:eastAsia="Times New Roman" w:hAnsi="Times New Roman" w:cs="Times New Roman"/>
+          <w:sz w:val="24"/>
+          <w:szCs w:val="24"/>
+          <w:lang w:eastAsia="zh-CN"/>
+        </w:rPr>
+        <w:lastRenderedPageBreak/>
+        <w:drawing>
+          <wp:inline distT="0" distB="0" distL="0" distR="0" wp14:anchorId="1A27EC8F" wp14:editId="6F6FE76C">
+            <wp:extent cx="5943600" cy="3151505"/>
+            <wp:effectExtent l="0" t="0" r="0" b="0"/>
+            <wp:docPr id="2" name="Picture 2"/>
+            <wp:cNvGraphicFramePr>
+              <a:graphicFrameLocks xmlns:a="http://schemas.openxmlformats.org/drawingml/2006/main" noChangeAspect="1"/>
+            </wp:cNvGraphicFramePr>
+            <a:graphic xmlns:a="http://schemas.openxmlformats.org/drawingml/2006/main">
+              <a:graphicData uri="http://schemas.openxmlformats.org/drawingml/2006/picture">
+                <pic:pic xmlns:pic="http://schemas.openxmlformats.org/drawingml/2006/picture">
+                  <pic:nvPicPr>
+                    <pic:cNvPr id="1" name=""/>
+                    <pic:cNvPicPr/>
+                  </pic:nvPicPr>
+                  <pic:blipFill>
+                    <a:blip r:embed="rId9"/>
+                    <a:stretch>
+                      <a:fillRect/>
+                    </a:stretch>
+                  </pic:blipFill>
+                  <pic:spPr>
+                    <a:xfrm>
+                      <a:off x="0" y="0"/>
+                      <a:ext cx="5943600" cy="3151505"/>
+                    </a:xfrm>
+                    <a:prstGeom prst="rect">
+                      <a:avLst/>
+                    </a:prstGeom>
+                  </pic:spPr>
+                </pic:pic>
+              </a:graphicData>
+            </a:graphic>
+          </wp:inline>
+        </w:drawing>
+      </w:r>
+    </w:p>
+    <w:p>
+      <w:pPr>
+        <w:spacing w:before="180" w:after="180" w:line="240" w:lineRule="auto"/>
+        <w:rPr>
+          <w:rFonts w:ascii="Times New Roman" w:eastAsia="Times New Roman" w:hAnsi="Times New Roman" w:cs="Times New Roman"/>
+          <w:sz w:val="24"/>
+          <w:szCs w:val="24"/>
+          <w:lang w:eastAsia="zh-CN"/>
+        </w:rPr>
+      </w:pPr>
+    </w:p>
+    <w:p>
+      <w:pPr>
+        <w:spacing w:before="180" w:after="180" w:line="240" w:lineRule="auto"/>
+        <w:rPr>
+          <w:rFonts w:ascii="Times New Roman" w:eastAsia="Times New Roman" w:hAnsi="Times New Roman" w:cs="Times New Roman"/>
+          <w:sz w:val="24"/>
+          <w:szCs w:val="24"/>
+          <w:lang w:eastAsia="zh-CN"/>
+        </w:rPr>
+      </w:pPr>
+      <w:r>
+        <w:rPr>
+          <w:rFonts w:ascii="Times New Roman" w:eastAsia="Times New Roman" w:hAnsi="Times New Roman" w:cs="Times New Roman"/>
+          <w:sz w:val="24"/>
+          <w:szCs w:val="24"/>
+          <w:lang w:eastAsia="zh-CN"/>
+        </w:rPr>
+        <w:t>Our position is based on the following reasons:</w:t>
+      </w:r>
+    </w:p>
+    <w:p>
+      <w:pPr>
+        <w:numPr>
+          <w:ilvl w:val="0"/>
+          <w:numId w:val="5"/>
+        </w:numPr>
+        <w:spacing w:after="200" w:line="240" w:lineRule="auto"/>
+        <w:rPr>
+          <w:rFonts w:ascii="Times New Roman" w:eastAsia="Times New Roman" w:hAnsi="Times New Roman" w:cs="Times New Roman"/>
+          <w:sz w:val="24"/>
+          <w:szCs w:val="24"/>
+          <w:lang w:eastAsia="zh-CN"/>
+        </w:rPr>
+      </w:pPr>
+      <w:r>
+        <w:rPr>
+          <w:rFonts w:ascii="Times New Roman" w:eastAsia="Times New Roman" w:hAnsi="Times New Roman" w:cs="Times New Roman"/>
+          <w:b/>
+          <w:bCs/>
+          <w:sz w:val="24"/>
+          <w:szCs w:val="24"/>
+          <w:lang w:eastAsia="zh-CN"/>
+        </w:rPr>
+        <w:t>AI can improve human productivity</w:t>
+      </w:r>
+      <w:r>
+        <w:rPr>
+          <w:rFonts w:ascii="Times New Roman" w:eastAsia="Times New Roman" w:hAnsi="Times New Roman" w:cs="Times New Roman"/>
+          <w:sz w:val="24"/>
+          <w:szCs w:val="24"/>
+          <w:lang w:eastAsia="zh-CN"/>
+        </w:rPr>
+        <w:t xml:space="preserve"> by performing repetitive and complex tasks efficiently.</w:t>
+      </w:r>
+    </w:p>
+    <w:p>
+      <w:pPr>
+        <w:numPr>
+          <w:ilvl w:val="0"/>
+          <w:numId w:val="5"/>
+        </w:numPr>
+        <w:spacing w:after="200" w:line="240" w:lineRule="auto"/>
+        <w:rPr>
+          <w:rFonts w:ascii="Times New Roman" w:eastAsia="Times New Roman" w:hAnsi="Times New Roman" w:cs="Times New Roman"/>
+          <w:sz w:val="24"/>
+          <w:szCs w:val="24"/>
+          <w:lang w:eastAsia="zh-CN"/>
+        </w:rPr>
+      </w:pPr>
+      <w:r>
+        <w:rPr>
+          <w:rFonts w:ascii="Times New Roman" w:eastAsia="Times New Roman" w:hAnsi="Times New Roman" w:cs="Times New Roman"/>
+          <w:b/>
+          <w:bCs/>
+          <w:sz w:val="24"/>
+          <w:szCs w:val="24"/>
+          <w:lang w:eastAsia="zh-CN"/>
+        </w:rPr>
+        <w:t>AI can support important human activities</w:t>
+      </w:r>
+      <w:r>
+        <w:rPr>
+          <w:rFonts w:ascii="Times New Roman" w:eastAsia="Times New Roman" w:hAnsi="Times New Roman" w:cs="Times New Roman"/>
+          <w:sz w:val="24"/>
+          <w:szCs w:val="24"/>
+          <w:lang w:eastAsia="zh-CN"/>
+        </w:rPr>
+        <w:t xml:space="preserve"> such as education, research, healthcare, and communication.</w:t>
+      </w:r>
+    </w:p>
+    <w:p>
+      <w:pPr>
+        <w:numPr>
+          <w:ilvl w:val="0"/>
+          <w:numId w:val="5"/>
+        </w:numPr>
+        <w:spacing w:after="200" w:line="240" w:lineRule="auto"/>
+        <w:rPr>
+          <w:rFonts w:ascii="Times New Roman" w:eastAsia="Times New Roman" w:hAnsi="Times New Roman" w:cs="Times New Roman"/>
+          <w:sz w:val="24"/>
+          <w:szCs w:val="24"/>
+          <w:lang w:eastAsia="zh-CN"/>
+        </w:rPr>
+      </w:pPr>
+      <w:r>
+        <w:rPr>
+          <w:rFonts w:ascii="Times New Roman" w:eastAsia="Times New Roman" w:hAnsi="Times New Roman" w:cs="Times New Roman"/>
+          <w:b/>
+          <w:bCs/>
+          <w:sz w:val="24"/>
+          <w:szCs w:val="24"/>
+          <w:lang w:eastAsia="zh-CN"/>
+        </w:rPr>
+        <w:t>Humans possess qualities that should remain important</w:t>
+      </w:r>
+      <w:r>
+        <w:rPr>
+          <w:rFonts w:ascii="Times New Roman" w:eastAsia="Times New Roman" w:hAnsi="Times New Roman" w:cs="Times New Roman"/>
+          <w:sz w:val="24"/>
+          <w:szCs w:val="24"/>
+          <w:lang w:eastAsia="zh-CN"/>
+        </w:rPr>
+        <w:t>, including moral responsibility, empathy, emotional understanding, personal experience, and social relationships.</w:t>
+      </w:r>
+    </w:p>
+    <w:p>
+      <w:pPr>
+        <w:numPr>
+          <w:ilvl w:val="0"/>
+          <w:numId w:val="5"/>
+        </w:numPr>
+        <w:spacing w:after="200" w:line="240" w:lineRule="auto"/>
+        <w:rPr>
+          <w:rFonts w:ascii="Times New Roman" w:eastAsia="Times New Roman" w:hAnsi="Times New Roman" w:cs="Times New Roman"/>
+          <w:sz w:val="24"/>
+          <w:szCs w:val="24"/>
+          <w:lang w:eastAsia="zh-CN"/>
+        </w:rPr>
+      </w:pPr>
+      <w:r>
+        <w:rPr>
+          <w:rFonts w:ascii="Times New Roman" w:eastAsia="Times New Roman" w:hAnsi="Times New Roman" w:cs="Times New Roman"/>
+          <w:b/>
+          <w:bCs/>
+          <w:sz w:val="24"/>
+          <w:szCs w:val="24"/>
+          <w:lang w:eastAsia="zh-CN"/>
+        </w:rPr>
+        <w:t>AI should not be trusted blindly.</w:t>
+      </w:r>
+      <w:r>
+        <w:rPr>
+          <w:rFonts w:ascii="Times New Roman" w:eastAsia="Times New Roman" w:hAnsi="Times New Roman" w:cs="Times New Roman"/>
+          <w:sz w:val="24"/>
+          <w:szCs w:val="24"/>
+          <w:lang w:eastAsia="zh-CN"/>
+        </w:rPr>
+        <w:t xml:space="preserve"> Its decisions should be evaluated, especially when they affect people’s rights, opportunities, safety, or future.</w:t>
+      </w:r>
+    </w:p>
+    <w:p>
+      <w:pPr>
+        <w:numPr>
+          <w:ilvl w:val="0"/>
+          <w:numId w:val="5"/>
+        </w:numPr>
+        <w:spacing w:after="200" w:line="240" w:lineRule="auto"/>
+        <w:rPr>
+          <w:rFonts w:ascii="Times New Roman" w:eastAsia="Times New Roman" w:hAnsi="Times New Roman" w:cs="Times New Roman"/>
+          <w:sz w:val="24"/>
+          <w:szCs w:val="24"/>
+          <w:lang w:eastAsia="zh-CN"/>
+        </w:rPr>
+      </w:pPr>
+      <w:r>
+        <w:rPr>
+          <w:rFonts w:ascii="Times New Roman" w:eastAsia="Times New Roman" w:hAnsi="Times New Roman" w:cs="Times New Roman"/>
+          <w:b/>
+          <w:bCs/>
+          <w:sz w:val="24"/>
+          <w:szCs w:val="24"/>
+          <w:lang w:eastAsia="zh-CN"/>
+        </w:rPr>
+        <w:t>Education is necessary for the AI future.</w:t>
+      </w:r>
+      <w:r>
+        <w:rPr>
+          <w:rFonts w:ascii="Times New Roman" w:eastAsia="Times New Roman" w:hAnsi="Times New Roman" w:cs="Times New Roman"/>
+          <w:sz w:val="24"/>
+          <w:szCs w:val="24"/>
+          <w:lang w:eastAsia="zh-CN"/>
+        </w:rPr>
+        <w:t xml:space="preserve"> People should learn how to use AI responsibly and how to evaluate AI-generated information critically.</w:t>
+      </w:r>
+    </w:p>
+    <w:p>
+      <w:pPr>
+        <w:numPr>
+          <w:ilvl w:val="0"/>
+          <w:numId w:val="5"/>
+        </w:numPr>
+        <w:spacing w:after="200" w:line="240" w:lineRule="auto"/>
+        <w:rPr>
+          <w:rFonts w:ascii="Times New Roman" w:eastAsia="Times New Roman" w:hAnsi="Times New Roman" w:cs="Times New Roman"/>
+          <w:sz w:val="24"/>
+          <w:szCs w:val="24"/>
+          <w:lang w:eastAsia="zh-CN"/>
+        </w:rPr>
+      </w:pPr>
+      <w:r>
+        <w:rPr>
+          <w:rFonts w:ascii="Times New Roman" w:eastAsia="Times New Roman" w:hAnsi="Times New Roman" w:cs="Times New Roman"/>
+          <w:b/>
+          <w:bCs/>
+          <w:sz w:val="24"/>
+          <w:szCs w:val="24"/>
+          <w:lang w:eastAsia="zh-CN"/>
+        </w:rPr>
+        <w:t>Human oversight is essential.</w:t>
+      </w:r>
+      <w:r>
+        <w:rPr>
+          <w:rFonts w:ascii="Times New Roman" w:eastAsia="Times New Roman" w:hAnsi="Times New Roman" w:cs="Times New Roman"/>
+          <w:sz w:val="24"/>
+          <w:szCs w:val="24"/>
+          <w:lang w:eastAsia="zh-CN"/>
+        </w:rPr>
+        <w:t xml:space="preserve"> Important decisions should not be transferred completely to machines without appropriate human involvement.</w:t>
+      </w:r>
+    </w:p>
+    <w:p>
+      <w:pPr>
+        <w:numPr>
+          <w:ilvl w:val="0"/>
+          <w:numId w:val="5"/>
+        </w:numPr>
+        <w:spacing w:after="200" w:line="240" w:lineRule="auto"/>
+        <w:rPr>
+          <w:rFonts w:ascii="Times New Roman" w:eastAsia="Times New Roman" w:hAnsi="Times New Roman" w:cs="Times New Roman"/>
+          <w:sz w:val="24"/>
+          <w:szCs w:val="24"/>
+          <w:lang w:eastAsia="zh-CN"/>
+        </w:rPr>
+      </w:pPr>
+      <w:r>
+        <w:rPr>
+          <w:rFonts w:ascii="Times New Roman" w:eastAsia="Times New Roman" w:hAnsi="Times New Roman" w:cs="Times New Roman"/>
+          <w:b/>
+          <w:bCs/>
+          <w:sz w:val="24"/>
+          <w:szCs w:val="24"/>
+          <w:lang w:eastAsia="zh-CN"/>
+        </w:rPr>
+        <w:t>Ethical principles should guide AI development.</w:t>
+      </w:r>
+      <w:r>
+        <w:rPr>
+          <w:rFonts w:ascii="Times New Roman" w:eastAsia="Times New Roman" w:hAnsi="Times New Roman" w:cs="Times New Roman"/>
+          <w:sz w:val="24"/>
+          <w:szCs w:val="24"/>
+          <w:lang w:eastAsia="zh-CN"/>
+        </w:rPr>
+        <w:t xml:space="preserve"> Privacy, fairness, transparency, accountability, and human dignity should be considered when developing and using AI.</w:t>
+      </w:r>
+    </w:p>
+    <w:p>
+      <w:pPr>
+        <w:spacing w:before="180" w:after="180" w:line="240" w:lineRule="auto"/>
+        <w:rPr>
+          <w:rFonts w:ascii="Times New Roman" w:eastAsia="Times New Roman" w:hAnsi="Times New Roman" w:cs="Times New Roman"/>
+          <w:sz w:val="24"/>
+          <w:szCs w:val="24"/>
+          <w:lang w:eastAsia="zh-CN"/>
+        </w:rPr>
+      </w:pPr>
+      <w:bookmarkStart w:id="10" w:name="_GoBack"/>
+      <w:bookmarkEnd w:id="10"/>
+    </w:p>
+    <w:p>
+      <w:pPr>
+        <w:jc w:val="center"/>
+      </w:pPr>
     </w:p>
     <w:sectPr>
       <w:pgSz w:w="12240" w:h="15840"/>
@@ -2150,6 +3096,92 @@
 <file path=word/numbering.xml><?xml version="1.0" encoding="utf-8"?>
 <w:numbering xmlns:wpc="http://schemas.microsoft.com/office/word/2010/wordprocessingCanvas" xmlns:cx="http://schemas.microsoft.com/office/drawing/2014/chartex" xmlns:cx1="http://schemas.microsoft.com/office/drawing/2015/9/8/chartex" xmlns:mc="http://schemas.openxmlformats.org/markup-compatibility/2006" xmlns:o="urn:schemas-microsoft-com:office:office" xmlns:r="http://schemas.openxmlformats.org/officeDocument/2006/relationships" xmlns:m="http://schemas.openxmlformats.org/officeDocument/2006/math" xmlns:v="urn:schemas-microsoft-com:vml" xmlns:wp14="http://schemas.microsoft.com/office/word/2010/wordprocessingDrawing" xmlns:wp="http://schemas.openxmlformats.org/drawingml/2006/wordprocessingDrawing" xmlns:w10="urn:schemas-microsoft-com:office:word" xmlns:w="http://schemas.openxmlformats.org/wordprocessingml/2006/main" xmlns:w14="http://schemas.microsoft.com/office/word/2010/wordml" xmlns:w15="http://schemas.microsoft.com/office/word/2012/wordml" xmlns:w16se="http://schemas.microsoft.com/office/word/2015/wordml/symex" xmlns:wpg="http://schemas.microsoft.com/office/word/2010/wordprocessingGroup" xmlns:wpi="http://schemas.microsoft.com/office/word/2010/wordprocessingInk" xmlns:wne="http://schemas.microsoft.com/office/word/2006/wordml" xmlns:wps="http://schemas.microsoft.com/office/word/2010/wordprocessingShape" mc:Ignorable="w14 w15 w16se wp14">
   <w:abstractNum w:abstractNumId="0" w15:restartNumberingAfterBreak="0">
+    <w:nsid w:val="00A99411"/>
+    <w:multiLevelType w:val="multilevel"/>
+    <w:tmpl w:val="4A60A72E"/>
+    <w:lvl w:ilvl="0">
+      <w:start w:val="1"/>
+      <w:numFmt w:val="decimal"/>
+      <w:lvlText w:val="%1."/>
+      <w:lvlJc w:val="left"/>
+      <w:pPr>
+        <w:ind w:left="720" w:hanging="360"/>
+      </w:pPr>
+    </w:lvl>
+    <w:lvl w:ilvl="1">
+      <w:start w:val="1"/>
+      <w:numFmt w:val="decimal"/>
+      <w:lvlText w:val="%2."/>
+      <w:lvlJc w:val="left"/>
+      <w:pPr>
+        <w:ind w:left="1440" w:hanging="360"/>
+      </w:pPr>
+    </w:lvl>
+    <w:lvl w:ilvl="2">
+      <w:start w:val="1"/>
+      <w:numFmt w:val="decimal"/>
+      <w:lvlText w:val="%3."/>
+      <w:lvlJc w:val="left"/>
+      <w:pPr>
+        <w:ind w:left="2160" w:hanging="360"/>
+      </w:pPr>
+    </w:lvl>
+    <w:lvl w:ilvl="3">
+      <w:start w:val="1"/>
+      <w:numFmt w:val="decimal"/>
+      <w:lvlText w:val="%4."/>
+      <w:lvlJc w:val="left"/>
+      <w:pPr>
+        <w:ind w:left="2880" w:hanging="360"/>
+      </w:pPr>
+    </w:lvl>
+    <w:lvl w:ilvl="4">
+      <w:start w:val="1"/>
+      <w:numFmt w:val="decimal"/>
+      <w:lvlText w:val="%5."/>
+      <w:lvlJc w:val="left"/>
+      <w:pPr>
+        <w:ind w:left="3600" w:hanging="360"/>
+      </w:pPr>
+    </w:lvl>
+    <w:lvl w:ilvl="5">
+      <w:start w:val="1"/>
+      <w:numFmt w:val="decimal"/>
+      <w:lvlText w:val="%6."/>
+      <w:lvlJc w:val="left"/>
+      <w:pPr>
+        <w:ind w:left="4320" w:hanging="360"/>
+      </w:pPr>
+    </w:lvl>
+    <w:lvl w:ilvl="6">
+      <w:start w:val="1"/>
+      <w:numFmt w:val="decimal"/>
+      <w:lvlText w:val="%7."/>
+      <w:lvlJc w:val="left"/>
+      <w:pPr>
+        <w:ind w:left="5040" w:hanging="360"/>
+      </w:pPr>
+    </w:lvl>
+    <w:lvl w:ilvl="7">
+      <w:start w:val="1"/>
+      <w:numFmt w:val="decimal"/>
+      <w:lvlText w:val="%8."/>
+      <w:lvlJc w:val="left"/>
+      <w:pPr>
+        <w:ind w:left="5760" w:hanging="360"/>
+      </w:pPr>
+    </w:lvl>
+    <w:lvl w:ilvl="8">
+      <w:start w:val="1"/>
+      <w:numFmt w:val="decimal"/>
+      <w:lvlText w:val="%9."/>
+      <w:lvlJc w:val="left"/>
+      <w:pPr>
+        <w:ind w:left="6480" w:hanging="360"/>
+      </w:pPr>
+    </w:lvl>
+  </w:abstractNum>
+  <w:abstractNum w:abstractNumId="1" w15:restartNumberingAfterBreak="0">
     <w:nsid w:val="05732D79"/>
     <w:multiLevelType w:val="multilevel"/>
     <w:tmpl w:val="757ED412"/>
@@ -2298,7 +3330,7 @@
       </w:rPr>
     </w:lvl>
   </w:abstractNum>
-  <w:abstractNum w:abstractNumId="1" w15:restartNumberingAfterBreak="0">
+  <w:abstractNum w:abstractNumId="2" w15:restartNumberingAfterBreak="0">
     <w:nsid w:val="1E3D4B5D"/>
     <w:multiLevelType w:val="multilevel"/>
     <w:tmpl w:val="0592186C"/>
@@ -2447,7 +3479,7 @@
       </w:rPr>
     </w:lvl>
   </w:abstractNum>
-  <w:abstractNum w:abstractNumId="2" w15:restartNumberingAfterBreak="0">
+  <w:abstractNum w:abstractNumId="3" w15:restartNumberingAfterBreak="0">
     <w:nsid w:val="2EB04ECB"/>
     <w:multiLevelType w:val="multilevel"/>
     <w:tmpl w:val="17C09256"/>
@@ -2560,7 +3592,7 @@
       </w:pPr>
     </w:lvl>
   </w:abstractNum>
-  <w:abstractNum w:abstractNumId="3" w15:restartNumberingAfterBreak="0">
+  <w:abstractNum w:abstractNumId="4" w15:restartNumberingAfterBreak="0">
     <w:nsid w:val="7CAE74E9"/>
     <w:multiLevelType w:val="multilevel"/>
     <w:tmpl w:val="B82CE968"/>
@@ -2710,16 +3742,46 @@
     </w:lvl>
   </w:abstractNum>
   <w:num w:numId="1">
-    <w:abstractNumId w:val="0"/>
+    <w:abstractNumId w:val="1"/>
   </w:num>
   <w:num w:numId="2">
-    <w:abstractNumId w:val="1"/>
+    <w:abstractNumId w:val="2"/>
   </w:num>
   <w:num w:numId="3">
+    <w:abstractNumId w:val="4"/>
+  </w:num>
+  <w:num w:numId="4">
     <w:abstractNumId w:val="3"/>
   </w:num>
-  <w:num w:numId="4">
-    <w:abstractNumId w:val="2"/>
+  <w:num w:numId="5">
+    <w:abstractNumId w:val="0"/>
+    <w:lvlOverride w:ilvl="0">
+      <w:startOverride w:val="1"/>
+    </w:lvlOverride>
+    <w:lvlOverride w:ilvl="1">
+      <w:startOverride w:val="1"/>
+    </w:lvlOverride>
+    <w:lvlOverride w:ilvl="2">
+      <w:startOverride w:val="1"/>
+    </w:lvlOverride>
+    <w:lvlOverride w:ilvl="3">
+      <w:startOverride w:val="1"/>
+    </w:lvlOverride>
+    <w:lvlOverride w:ilvl="4">
+      <w:startOverride w:val="1"/>
+    </w:lvlOverride>
+    <w:lvlOverride w:ilvl="5">
+      <w:startOverride w:val="1"/>
+    </w:lvlOverride>
+    <w:lvlOverride w:ilvl="6">
+      <w:startOverride w:val="1"/>
+    </w:lvlOverride>
+    <w:lvlOverride w:ilvl="7">
+      <w:startOverride w:val="1"/>
+    </w:lvlOverride>
+    <w:lvlOverride w:ilvl="8">
+      <w:startOverride w:val="1"/>
+    </w:lvlOverride>
   </w:num>
 </w:numbering>
 </file>
@@ -3117,6 +4179,7 @@
   <w:style w:type="paragraph" w:default="1" w:styleId="Normal">
     <w:name w:val="Normal"/>
     <w:qFormat/>
+    <w:rsid w:val="00643052"/>
   </w:style>
   <w:style w:type="paragraph" w:styleId="Heading3">
     <w:name w:val="heading 3"/>
